--- a/LAB2/1250080021_TruongGiaBao_CNPM1_LAB02.docx
+++ b/LAB2/1250080021_TruongGiaBao_CNPM1_LAB02.docx
@@ -28,66 +28,112 @@
     <w:p>
       <w:pPr>
         <w:pStyle w:val="Heading1"/>
+        <w:rPr>
+          <w:lang w:val="vi-VN"/>
+        </w:rPr>
       </w:pPr>
       <w:r>
         <w:rPr>
           <w:rFonts w:ascii="Times New Roman" w:eastAsia="Times New Roman" w:hAnsi="Times New Roman"/>
+          <w:lang w:val="vi-VN"/>
         </w:rPr>
         <w:t>1. MÔ TẢ BÀI TOÁN</w:t>
       </w:r>
     </w:p>
     <w:p>
+      <w:pPr>
+        <w:rPr>
+          <w:lang w:val="vi-VN"/>
+        </w:rPr>
+      </w:pPr>
       <w:r>
         <w:rPr>
           <w:rFonts w:eastAsia="Times New Roman"/>
+          <w:lang w:val="vi-VN"/>
         </w:rPr>
         <w:t>Một thư viện cần tin học hóa việc quản lý thông tin sách và hoạt động mượn, trả sách. Hệ thống lưu trữ thông tin nhân viên, đầu sách, độc giả, thẻ thư viện, phiếu mượn và phiếu phạt.</w:t>
       </w:r>
     </w:p>
     <w:p>
+      <w:pPr>
+        <w:rPr>
+          <w:lang w:val="vi-VN"/>
+        </w:rPr>
+      </w:pPr>
       <w:r>
         <w:rPr>
           <w:rFonts w:eastAsia="Times New Roman"/>
+          <w:lang w:val="vi-VN"/>
         </w:rPr>
         <w:t>Nhân viên được phân biệt bằng mã nhân viên. Thông tin gồm họ, tên, phái, ngày sinh, chức vụ và số điện thoại. Hai vai trò nghiệp vụ chính là thủ thư và nhân viên quản lý sách.</w:t>
       </w:r>
     </w:p>
     <w:p>
+      <w:pPr>
+        <w:rPr>
+          <w:lang w:val="vi-VN"/>
+        </w:rPr>
+      </w:pPr>
       <w:r>
         <w:rPr>
           <w:rFonts w:eastAsia="Times New Roman"/>
+          <w:lang w:val="vi-VN"/>
         </w:rPr>
         <w:t>Mỗi đầu sách có mã đầu sách, tên sách, năm xuất bản và số lượng hiện có. Một đầu sách thuộc một thể loại và một nhà xuất bản. Thông tin nhà xuất bản gồm mã, địa chỉ và số điện thoại.</w:t>
       </w:r>
     </w:p>
     <w:p>
+      <w:pPr>
+        <w:rPr>
+          <w:lang w:val="vi-VN"/>
+        </w:rPr>
+      </w:pPr>
       <w:r>
         <w:rPr>
           <w:rFonts w:eastAsia="Times New Roman"/>
+          <w:lang w:val="vi-VN"/>
         </w:rPr>
         <w:t>Độc giả cung cấp họ tên, ngày sinh, phái, số điện thoại, địa chỉ, email và ảnh 3x4 để làm thẻ. Thẻ có ngày cấp, hạn sử dụng và tình trạng đóng lệ phí năm. Tại một thời điểm, mỗi độc giả chỉ có một thẻ có giá trị. Thẻ hết hạn hoặc chưa đóng lệ phí không được sử dụng để mượn sách.</w:t>
       </w:r>
     </w:p>
     <w:p>
+      <w:pPr>
+        <w:rPr>
+          <w:lang w:val="vi-VN"/>
+        </w:rPr>
+      </w:pPr>
       <w:r>
         <w:rPr>
           <w:rFonts w:eastAsia="Times New Roman"/>
+          <w:lang w:val="vi-VN"/>
         </w:rPr>
         <w:t>Khi mượn sách, thủ thư kiểm tra thẻ, số sách đang mượn, sách quá hạn và số lượng sách còn trong kho. Tổng số sách độc giả đang mượn không được vượt quá 3 cuốn. Trong cùng một phiếu, không được chọn hai cuốn cùng một đầu sách. Nếu độc giả còn sách quá hạn chưa trả thì không được mượn thêm.</w:t>
       </w:r>
     </w:p>
     <w:p>
+      <w:pPr>
+        <w:rPr>
+          <w:lang w:val="vi-VN"/>
+        </w:rPr>
+      </w:pPr>
       <w:r>
         <w:rPr>
           <w:rFonts w:eastAsia="Times New Roman"/>
+          <w:lang w:val="vi-VN"/>
         </w:rPr>
         <w:t>Khi trả sách, thủ thư kiểm tra ngày trả và tình trạng từng cuốn. Trường hợp trả trễ, mất hoặc rách, hư hỏng phải lập phiếu phạt, ghi rõ ngày phạt, lý do, phí phạt và nhân viên lập. Hàng tháng, thư viện thống kê số lượt mượn, sách mất, hư hỏng và quá hạn.</w:t>
       </w:r>
     </w:p>
     <w:p>
+      <w:pPr>
+        <w:rPr>
+          <w:lang w:val="vi-VN"/>
+        </w:rPr>
+      </w:pPr>
       <w:r>
         <w:rPr>
           <w:rFonts w:eastAsia="Times New Roman"/>
+          <w:lang w:val="vi-VN"/>
         </w:rPr>
         <w:t>Bài thực hành sử dụng ứng dụng C# WinForms và cơ sở dữ liệu SQL Server. Độc giả cung cấp yêu cầu tại quầy; nhân viên là người trực tiếp thao tác trên phần mềm. Đề bài chưa quy định đăng nhập, tuổi tối thiểu làm thẻ và công thức tính tiền phạt. Vì vậy, phạm vi thiết kế không bổ sung đăng nhập hoặc giới hạn tuổi; phí phạt được thủ thư nhập cụ thể cho từng cuốn theo hướng dẫn thực hành.</w:t>
       </w:r>
@@ -96,10 +142,14 @@
       <w:pPr>
         <w:pStyle w:val="Heading1"/>
         <w:pageBreakBefore/>
+        <w:rPr>
+          <w:lang w:val="vi-VN"/>
+        </w:rPr>
       </w:pPr>
       <w:r>
         <w:rPr>
           <w:rFonts w:ascii="Times New Roman" w:eastAsia="Times New Roman" w:hAnsi="Times New Roman"/>
+          <w:lang w:val="vi-VN"/>
         </w:rPr>
         <w:lastRenderedPageBreak/>
         <w:t>2. KHẢO SÁT HIỆN TRẠNG VÀ XÁC ĐỊNH YÊU CẦU</w:t>
@@ -108,10 +158,14 @@
     <w:p>
       <w:pPr>
         <w:pStyle w:val="Heading2"/>
+        <w:rPr>
+          <w:lang w:val="vi-VN"/>
+        </w:rPr>
       </w:pPr>
       <w:r>
         <w:rPr>
           <w:rFonts w:ascii="Times New Roman" w:eastAsia="Times New Roman" w:hAnsi="Times New Roman"/>
+          <w:lang w:val="vi-VN"/>
         </w:rPr>
         <w:t>2.1. Đầu vào, xử lý và kết xuất</w:t>
       </w:r>
@@ -4013,6 +4067,9 @@
         <w:jc w:val="center"/>
       </w:pPr>
       <w:r>
+        <w:rPr>
+          <w:noProof/>
+        </w:rPr>
         <w:drawing>
           <wp:inline distT="0" distB="0" distL="0" distR="0" wp14:anchorId="0C3DA2EC" wp14:editId="3C28EDAB">
             <wp:extent cx="6120130" cy="4993005"/>
@@ -13835,96 +13892,6 @@
     </w:p>
     <w:p>
       <w:pPr>
-        <w:pStyle w:val="Heading2"/>
-        <w:pageBreakBefore/>
-      </w:pPr>
-      <w:r>
-        <w:rPr>
-          <w:rFonts w:ascii="Times New Roman" w:eastAsia="Times New Roman" w:hAnsi="Times New Roman"/>
-        </w:rPr>
-        <w:lastRenderedPageBreak/>
-        <w:t>3.5. Sơ đồ lớp</w:t>
-      </w:r>
-    </w:p>
-    <w:p>
-      <w:r>
-        <w:rPr>
-          <w:rFonts w:eastAsia="Times New Roman"/>
-        </w:rPr>
-        <w:t>Mô hình lớp thể hiện các đối tượng nghiệp vụ và quan hệ chính. Một phiếu mượn hợp lệ gồm từ 1 đến 3 chi tiết; mỗi chi tiết đại diện cho một cuốn thuộc một đầu sách. Thể loại và nhà xuất bản được thể hiện đầy đủ trong phần thiết kế dữ liệu.</w:t>
-      </w:r>
-    </w:p>
-    <w:p>
-      <w:pPr>
-        <w:keepNext/>
-        <w:spacing w:after="40"/>
-        <w:jc w:val="center"/>
-      </w:pPr>
-      <w:r>
-        <w:rPr>
-          <w:rFonts w:eastAsia="Times New Roman"/>
-          <w:noProof/>
-        </w:rPr>
-        <w:drawing>
-          <wp:inline distT="0" distB="0" distL="0" distR="0" wp14:anchorId="4181DD72" wp14:editId="2E193C27">
-            <wp:extent cx="6048000" cy="6350400"/>
-            <wp:effectExtent l="0" t="0" r="0" b="0"/>
-            <wp:docPr id="2" name="Picture 2"/>
-            <wp:cNvGraphicFramePr>
-              <a:graphicFrameLocks xmlns:a="http://schemas.openxmlformats.org/drawingml/2006/main" noChangeAspect="1"/>
-            </wp:cNvGraphicFramePr>
-            <a:graphic xmlns:a="http://schemas.openxmlformats.org/drawingml/2006/main">
-              <a:graphicData uri="http://schemas.openxmlformats.org/drawingml/2006/picture">
-                <pic:pic xmlns:pic="http://schemas.openxmlformats.org/drawingml/2006/picture">
-                  <pic:nvPicPr>
-                    <pic:cNvPr id="0" name="class.png"/>
-                    <pic:cNvPicPr/>
-                  </pic:nvPicPr>
-                  <pic:blipFill>
-                    <a:blip r:embed="rId9"/>
-                    <a:stretch>
-                      <a:fillRect/>
-                    </a:stretch>
-                  </pic:blipFill>
-                  <pic:spPr>
-                    <a:xfrm>
-                      <a:off x="0" y="0"/>
-                      <a:ext cx="6048000" cy="6350400"/>
-                    </a:xfrm>
-                    <a:prstGeom prst="rect">
-                      <a:avLst/>
-                    </a:prstGeom>
-                  </pic:spPr>
-                </pic:pic>
-              </a:graphicData>
-            </a:graphic>
-          </wp:inline>
-        </w:drawing>
-      </w:r>
-    </w:p>
-    <w:p>
-      <w:pPr>
-        <w:spacing w:after="140"/>
-        <w:jc w:val="center"/>
-      </w:pPr>
-      <w:r>
-        <w:rPr>
-          <w:rFonts w:eastAsia="Times New Roman"/>
-          <w:i/>
-        </w:rPr>
-        <w:t>Hình 3.2. Mô hình lớp nghiệp vụ</w:t>
-      </w:r>
-    </w:p>
-    <w:p>
-      <w:r>
-        <w:rPr>
-          <w:rFonts w:eastAsia="Times New Roman"/>
-        </w:rPr>
-        <w:t>Ký hiệu 1 nghĩa là đúng một đối tượng; 0..* là không có hoặc có nhiều; 1..3 là từ một đến ba. Một độc giả có thể có nhiều thẻ trong lịch sử nhưng chỉ có một thẻ có giá trị tại một thời điểm.</w:t>
-      </w:r>
-    </w:p>
-    <w:p>
-      <w:pPr>
         <w:pStyle w:val="Heading1"/>
         <w:pageBreakBefore/>
       </w:pPr>
@@ -13974,7 +13941,7 @@
                     <pic:cNvPicPr/>
                   </pic:nvPicPr>
                   <pic:blipFill>
-                    <a:blip r:embed="rId10"/>
+                    <a:blip r:embed="rId9"/>
                     <a:stretch>
                       <a:fillRect/>
                     </a:stretch>
@@ -14056,7 +14023,7 @@
                     <pic:cNvPicPr/>
                   </pic:nvPicPr>
                   <pic:blipFill>
-                    <a:blip r:embed="rId11"/>
+                    <a:blip r:embed="rId10"/>
                     <a:stretch>
                       <a:fillRect/>
                     </a:stretch>
@@ -14138,7 +14105,7 @@
                     <pic:cNvPicPr/>
                   </pic:nvPicPr>
                   <pic:blipFill>
-                    <a:blip r:embed="rId12"/>
+                    <a:blip r:embed="rId11"/>
                     <a:stretch>
                       <a:fillRect/>
                     </a:stretch>
@@ -14220,7 +14187,7 @@
                     <pic:cNvPicPr/>
                   </pic:nvPicPr>
                   <pic:blipFill>
-                    <a:blip r:embed="rId13"/>
+                    <a:blip r:embed="rId12"/>
                     <a:stretch>
                       <a:fillRect/>
                     </a:stretch>
@@ -14302,7 +14269,7 @@
                     <pic:cNvPicPr/>
                   </pic:nvPicPr>
                   <pic:blipFill>
-                    <a:blip r:embed="rId14"/>
+                    <a:blip r:embed="rId13"/>
                     <a:stretch>
                       <a:fillRect/>
                     </a:stretch>
@@ -14400,7 +14367,7 @@
                     <pic:cNvPicPr/>
                   </pic:nvPicPr>
                   <pic:blipFill>
-                    <a:blip r:embed="rId15"/>
+                    <a:blip r:embed="rId14"/>
                     <a:stretch>
                       <a:fillRect/>
                     </a:stretch>
@@ -14482,7 +14449,7 @@
                     <pic:cNvPicPr/>
                   </pic:nvPicPr>
                   <pic:blipFill>
-                    <a:blip r:embed="rId16"/>
+                    <a:blip r:embed="rId15"/>
                     <a:stretch>
                       <a:fillRect/>
                     </a:stretch>
@@ -14564,7 +14531,7 @@
                     <pic:cNvPicPr/>
                   </pic:nvPicPr>
                   <pic:blipFill>
-                    <a:blip r:embed="rId17"/>
+                    <a:blip r:embed="rId16"/>
                     <a:stretch>
                       <a:fillRect/>
                     </a:stretch>
@@ -14643,7 +14610,7 @@
                     <pic:cNvPicPr/>
                   </pic:nvPicPr>
                   <pic:blipFill>
-                    <a:blip r:embed="rId18"/>
+                    <a:blip r:embed="rId17"/>
                     <a:stretch>
                       <a:fillRect/>
                     </a:stretch>
@@ -14725,7 +14692,7 @@
                     <pic:cNvPicPr/>
                   </pic:nvPicPr>
                   <pic:blipFill>
-                    <a:blip r:embed="rId19"/>
+                    <a:blip r:embed="rId18"/>
                     <a:stretch>
                       <a:fillRect/>
                     </a:stretch>
@@ -14798,6 +14765,9 @@
         <w:jc w:val="center"/>
       </w:pPr>
       <w:r>
+        <w:rPr>
+          <w:noProof/>
+        </w:rPr>
         <w:drawing>
           <wp:inline distT="0" distB="0" distL="0" distR="0" wp14:anchorId="205F8C6F" wp14:editId="2E962684">
             <wp:extent cx="6120130" cy="1110615"/>
@@ -14814,7 +14784,7 @@
                     <pic:cNvPicPr/>
                   </pic:nvPicPr>
                   <pic:blipFill>
-                    <a:blip r:embed="rId20"/>
+                    <a:blip r:embed="rId19"/>
                     <a:stretch>
                       <a:fillRect/>
                     </a:stretch>
@@ -14874,6 +14844,7 @@
       </w:pPr>
       <w:r>
         <w:rPr>
+          <w:noProof/>
           <w:lang w:val="vi-VN"/>
         </w:rPr>
         <w:drawing>
@@ -14892,7 +14863,7 @@
                     <pic:cNvPicPr/>
                   </pic:nvPicPr>
                   <pic:blipFill>
-                    <a:blip r:embed="rId21"/>
+                    <a:blip r:embed="rId20"/>
                     <a:stretch>
                       <a:fillRect/>
                     </a:stretch>
@@ -14916,10 +14887,14 @@
     <w:p>
       <w:pPr>
         <w:jc w:val="center"/>
+        <w:rPr>
+          <w:lang w:val="vi-VN"/>
+        </w:rPr>
       </w:pPr>
       <w:r>
         <w:rPr>
           <w:i/>
+          <w:lang w:val="vi-VN"/>
         </w:rPr>
         <w:t>Hình 7.2. Giao diện trang chủ</w:t>
       </w:r>
@@ -14936,6 +14911,7 @@
       <w:r>
         <w:rPr>
           <w:rFonts w:ascii="Times New Roman" w:hAnsi="Times New Roman"/>
+          <w:lang w:val="vi-VN"/>
         </w:rPr>
         <w:t>7.3. FrmDanhMuc – Quản lý danh mục</w:t>
       </w:r>
@@ -14948,6 +14924,7 @@
       </w:pPr>
       <w:r>
         <w:rPr>
+          <w:noProof/>
           <w:lang w:val="vi-VN"/>
         </w:rPr>
         <w:drawing>
@@ -14966,7 +14943,7 @@
                     <pic:cNvPicPr/>
                   </pic:nvPicPr>
                   <pic:blipFill>
-                    <a:blip r:embed="rId22"/>
+                    <a:blip r:embed="rId21"/>
                     <a:stretch>
                       <a:fillRect/>
                     </a:stretch>
@@ -14990,10 +14967,14 @@
     <w:p>
       <w:pPr>
         <w:jc w:val="center"/>
+        <w:rPr>
+          <w:lang w:val="vi-VN"/>
+        </w:rPr>
       </w:pPr>
       <w:r>
         <w:rPr>
           <w:i/>
+          <w:lang w:val="vi-VN"/>
         </w:rPr>
         <w:lastRenderedPageBreak/>
         <w:t>Hình 7.3. Giao diện quản lý danh mục</w:t>
@@ -15025,6 +15006,7 @@
       </w:pPr>
       <w:r>
         <w:rPr>
+          <w:noProof/>
           <w:lang w:val="vi-VN"/>
         </w:rPr>
         <w:drawing>
@@ -15043,7 +15025,7 @@
                     <pic:cNvPicPr/>
                   </pic:nvPicPr>
                   <pic:blipFill>
-                    <a:blip r:embed="rId23"/>
+                    <a:blip r:embed="rId22"/>
                     <a:stretch>
                       <a:fillRect/>
                     </a:stretch>
@@ -15067,10 +15049,14 @@
     <w:p>
       <w:pPr>
         <w:jc w:val="center"/>
+        <w:rPr>
+          <w:lang w:val="vi-VN"/>
+        </w:rPr>
       </w:pPr>
       <w:r>
         <w:rPr>
           <w:i/>
+          <w:lang w:val="vi-VN"/>
         </w:rPr>
         <w:t>Hình 7.4. Giao diện quản lý đầu sách</w:t>
       </w:r>
@@ -15087,6 +15073,7 @@
       <w:r>
         <w:rPr>
           <w:rFonts w:ascii="Times New Roman" w:hAnsi="Times New Roman"/>
+          <w:lang w:val="vi-VN"/>
         </w:rPr>
         <w:t>7.5. FrmDocGia – Quản lý độc giả và thẻ</w:t>
       </w:r>
@@ -15099,6 +15086,7 @@
       </w:pPr>
       <w:r>
         <w:rPr>
+          <w:noProof/>
           <w:lang w:val="vi-VN"/>
         </w:rPr>
         <w:drawing>
@@ -15117,7 +15105,7 @@
                     <pic:cNvPicPr/>
                   </pic:nvPicPr>
                   <pic:blipFill>
-                    <a:blip r:embed="rId24"/>
+                    <a:blip r:embed="rId23"/>
                     <a:stretch>
                       <a:fillRect/>
                     </a:stretch>
@@ -15141,10 +15129,14 @@
     <w:p>
       <w:pPr>
         <w:jc w:val="center"/>
+        <w:rPr>
+          <w:lang w:val="vi-VN"/>
+        </w:rPr>
       </w:pPr>
       <w:r>
         <w:rPr>
           <w:i/>
+          <w:lang w:val="vi-VN"/>
         </w:rPr>
         <w:t>Hình 7.5. Giao diện quản lý độc giả và thẻ</w:t>
       </w:r>
@@ -15175,6 +15167,7 @@
       </w:pPr>
       <w:r>
         <w:rPr>
+          <w:noProof/>
           <w:lang w:val="vi-VN"/>
         </w:rPr>
         <w:drawing>
@@ -15193,7 +15186,7 @@
                     <pic:cNvPicPr/>
                   </pic:nvPicPr>
                   <pic:blipFill>
-                    <a:blip r:embed="rId25"/>
+                    <a:blip r:embed="rId24"/>
                     <a:stretch>
                       <a:fillRect/>
                     </a:stretch>
@@ -15217,10 +15210,14 @@
     <w:p>
       <w:pPr>
         <w:jc w:val="center"/>
+        <w:rPr>
+          <w:lang w:val="vi-VN"/>
+        </w:rPr>
       </w:pPr>
       <w:r>
         <w:rPr>
           <w:i/>
+          <w:lang w:val="vi-VN"/>
         </w:rPr>
         <w:t>Hình 7.6. Giao diện tab Mượn sách</w:t>
       </w:r>
@@ -15249,6 +15246,7 @@
       </w:pPr>
       <w:r>
         <w:rPr>
+          <w:noProof/>
           <w:lang w:val="vi-VN"/>
         </w:rPr>
         <w:drawing>
@@ -15267,7 +15265,7 @@
                     <pic:cNvPicPr/>
                   </pic:nvPicPr>
                   <pic:blipFill>
-                    <a:blip r:embed="rId26"/>
+                    <a:blip r:embed="rId25"/>
                     <a:stretch>
                       <a:fillRect/>
                     </a:stretch>
@@ -15291,10 +15289,14 @@
     <w:p>
       <w:pPr>
         <w:jc w:val="center"/>
+        <w:rPr>
+          <w:lang w:val="vi-VN"/>
+        </w:rPr>
       </w:pPr>
       <w:r>
         <w:rPr>
           <w:i/>
+          <w:lang w:val="vi-VN"/>
         </w:rPr>
         <w:t>Hình 7.7. Giao diện tab Trả sách</w:t>
       </w:r>
@@ -15325,6 +15327,7 @@
       </w:pPr>
       <w:r>
         <w:rPr>
+          <w:noProof/>
           <w:lang w:val="vi-VN"/>
         </w:rPr>
         <w:drawing>
@@ -15343,7 +15346,7 @@
                     <pic:cNvPicPr/>
                   </pic:nvPicPr>
                   <pic:blipFill>
-                    <a:blip r:embed="rId27"/>
+                    <a:blip r:embed="rId26"/>
                     <a:stretch>
                       <a:fillRect/>
                     </a:stretch>
@@ -15377,7 +15380,7 @@
     </w:p>
     <w:p/>
     <w:sectPr>
-      <w:footerReference w:type="default" r:id="rId28"/>
+      <w:footerReference w:type="default" r:id="rId27"/>
       <w:pgSz w:w="11906" w:h="16838"/>
       <w:pgMar w:top="1049" w:right="992" w:bottom="935" w:left="1276" w:header="369" w:footer="369" w:gutter="0"/>
       <w:cols w:space="720"/>
